--- a/答辩材料/工程师学院专业学位研究生学位论文修改说明表.docx
+++ b/答辩材料/工程师学院专业学位研究生学位论文修改说明表.docx
@@ -1,6 +1,6 @@
 
 <file path=word/document.xml><?xml version="1.0" encoding="utf-8"?>
-<w:document xmlns:mc="http://schemas.openxmlformats.org/markup-compatibility/2006" xmlns:w="http://schemas.openxmlformats.org/wordprocessingml/2006/main" xmlns:w14="http://schemas.microsoft.com/office/word/2010/wordml" mc:Ignorable="w14 w15 wp14">
+<w:document xmlns:wpc="http://schemas.microsoft.com/office/word/2010/wordprocessingCanvas" xmlns:mc="http://schemas.openxmlformats.org/markup-compatibility/2006" xmlns:o="urn:schemas-microsoft-com:office:office" xmlns:r="http://schemas.openxmlformats.org/officeDocument/2006/relationships" xmlns:m="http://schemas.openxmlformats.org/officeDocument/2006/math" xmlns:v="urn:schemas-microsoft-com:vml" xmlns:wp14="http://schemas.microsoft.com/office/word/2010/wordprocessingDrawing" xmlns:wp="http://schemas.openxmlformats.org/drawingml/2006/wordprocessingDrawing" xmlns:w="http://schemas.openxmlformats.org/wordprocessingml/2006/main" xmlns:w14="http://schemas.microsoft.com/office/word/2010/wordml" xmlns:w10="urn:schemas-microsoft-com:office:word" xmlns:w15="http://schemas.microsoft.com/office/word/2012/wordml" xmlns:wpg="http://schemas.microsoft.com/office/word/2010/wordprocessingGroup" xmlns:wpi="http://schemas.microsoft.com/office/word/2010/wordprocessingInk" xmlns:wne="http://schemas.microsoft.com/office/word/2006/wordml" xmlns:wps="http://schemas.microsoft.com/office/word/2010/wordprocessingShape" xmlns:wpsCustomData="http://www.wps.cn/officeDocument/2013/wpsCustomData" mc:Ignorable="w14 w15 wp14">
   <w:body>
     <w:p>
       <w:pPr>
@@ -54,22 +54,6 @@
         <w:gridCol w:w="2885"/>
       </w:tblGrid>
       <w:tr>
-        <w:tblPrEx>
-          <w:tblBorders>
-            <w:top w:val="single" w:color="auto" w:sz="4" w:space="0"/>
-            <w:left w:val="single" w:color="auto" w:sz="4" w:space="0"/>
-            <w:bottom w:val="single" w:color="auto" w:sz="4" w:space="0"/>
-            <w:right w:val="single" w:color="auto" w:sz="4" w:space="0"/>
-            <w:insideH w:val="single" w:color="auto" w:sz="4" w:space="0"/>
-            <w:insideV w:val="single" w:color="auto" w:sz="4" w:space="0"/>
-          </w:tblBorders>
-          <w:tblCellMar>
-            <w:top w:w="0" w:type="dxa"/>
-            <w:left w:w="108" w:type="dxa"/>
-            <w:bottom w:w="0" w:type="dxa"/>
-            <w:right w:w="108" w:type="dxa"/>
-          </w:tblCellMar>
-        </w:tblPrEx>
         <w:tc>
           <w:tcPr>
             <w:tcW w:w="882" w:type="dxa"/>
@@ -196,22 +180,6 @@
         </w:tc>
       </w:tr>
       <w:tr>
-        <w:tblPrEx>
-          <w:tblBorders>
-            <w:top w:val="single" w:color="auto" w:sz="4" w:space="0"/>
-            <w:left w:val="single" w:color="auto" w:sz="4" w:space="0"/>
-            <w:bottom w:val="single" w:color="auto" w:sz="4" w:space="0"/>
-            <w:right w:val="single" w:color="auto" w:sz="4" w:space="0"/>
-            <w:insideH w:val="single" w:color="auto" w:sz="4" w:space="0"/>
-            <w:insideV w:val="single" w:color="auto" w:sz="4" w:space="0"/>
-          </w:tblBorders>
-          <w:tblCellMar>
-            <w:top w:w="0" w:type="dxa"/>
-            <w:left w:w="108" w:type="dxa"/>
-            <w:bottom w:w="0" w:type="dxa"/>
-            <w:right w:w="108" w:type="dxa"/>
-          </w:tblCellMar>
-        </w:tblPrEx>
         <w:tc>
           <w:tcPr>
             <w:tcW w:w="882" w:type="dxa"/>
@@ -338,22 +306,6 @@
         </w:tc>
       </w:tr>
       <w:tr>
-        <w:tblPrEx>
-          <w:tblBorders>
-            <w:top w:val="single" w:color="auto" w:sz="4" w:space="0"/>
-            <w:left w:val="single" w:color="auto" w:sz="4" w:space="0"/>
-            <w:bottom w:val="single" w:color="auto" w:sz="4" w:space="0"/>
-            <w:right w:val="single" w:color="auto" w:sz="4" w:space="0"/>
-            <w:insideH w:val="single" w:color="auto" w:sz="4" w:space="0"/>
-            <w:insideV w:val="single" w:color="auto" w:sz="4" w:space="0"/>
-          </w:tblBorders>
-          <w:tblCellMar>
-            <w:top w:w="0" w:type="dxa"/>
-            <w:left w:w="108" w:type="dxa"/>
-            <w:bottom w:w="0" w:type="dxa"/>
-            <w:right w:w="108" w:type="dxa"/>
-          </w:tblCellMar>
-        </w:tblPrEx>
         <w:tc>
           <w:tcPr>
             <w:tcW w:w="4001" w:type="dxa"/>
@@ -419,22 +371,6 @@
         </w:tc>
       </w:tr>
       <w:tr>
-        <w:tblPrEx>
-          <w:tblBorders>
-            <w:top w:val="single" w:color="auto" w:sz="4" w:space="0"/>
-            <w:left w:val="single" w:color="auto" w:sz="4" w:space="0"/>
-            <w:bottom w:val="single" w:color="auto" w:sz="4" w:space="0"/>
-            <w:right w:val="single" w:color="auto" w:sz="4" w:space="0"/>
-            <w:insideH w:val="single" w:color="auto" w:sz="4" w:space="0"/>
-            <w:insideV w:val="single" w:color="auto" w:sz="4" w:space="0"/>
-          </w:tblBorders>
-          <w:tblCellMar>
-            <w:top w:w="0" w:type="dxa"/>
-            <w:left w:w="108" w:type="dxa"/>
-            <w:bottom w:w="0" w:type="dxa"/>
-            <w:right w:w="108" w:type="dxa"/>
-          </w:tblCellMar>
-        </w:tblPrEx>
         <w:tc>
           <w:tcPr>
             <w:tcW w:w="1449" w:type="dxa"/>
@@ -500,22 +436,6 @@
         </w:tc>
       </w:tr>
       <w:tr>
-        <w:tblPrEx>
-          <w:tblBorders>
-            <w:top w:val="single" w:color="auto" w:sz="4" w:space="0"/>
-            <w:left w:val="single" w:color="auto" w:sz="4" w:space="0"/>
-            <w:bottom w:val="single" w:color="auto" w:sz="4" w:space="0"/>
-            <w:right w:val="single" w:color="auto" w:sz="4" w:space="0"/>
-            <w:insideH w:val="single" w:color="auto" w:sz="4" w:space="0"/>
-            <w:insideV w:val="single" w:color="auto" w:sz="4" w:space="0"/>
-          </w:tblBorders>
-          <w:tblCellMar>
-            <w:top w:w="0" w:type="dxa"/>
-            <w:left w:w="108" w:type="dxa"/>
-            <w:bottom w:w="0" w:type="dxa"/>
-            <w:right w:w="108" w:type="dxa"/>
-          </w:tblCellMar>
-        </w:tblPrEx>
         <w:tc>
           <w:tcPr>
             <w:tcW w:w="599" w:type="dxa"/>
@@ -850,7 +770,17 @@
                 <w:sz w:val="24"/>
                 <w:szCs w:val="24"/>
               </w:rPr>
-              <w:t>（2）第27页有些字母的字体不一致，最好统一字母及数字的字体；</w:t>
+              <w:t>（2）第27页有些字母的字体不</w:t>
+            </w:r>
+            <w:bookmarkStart w:id="0" w:name="_GoBack"/>
+            <w:bookmarkEnd w:id="0"/>
+            <w:r>
+              <w:rPr>
+                <w:rFonts w:hint="eastAsia" w:ascii="仿宋" w:hAnsi="仿宋" w:eastAsia="仿宋"/>
+                <w:sz w:val="24"/>
+                <w:szCs w:val="24"/>
+              </w:rPr>
+              <w:t>一致，最好统一字母及数字的字体；</w:t>
             </w:r>
           </w:p>
           <w:p>
@@ -879,7 +809,7 @@
               <w:ind w:firstLine="0" w:firstLineChars="0"/>
               <w:jc w:val="both"/>
               <w:rPr>
-                <w:rFonts w:ascii="仿宋" w:hAnsi="仿宋" w:eastAsia="仿宋"/>
+                <w:rFonts w:hint="eastAsia" w:ascii="仿宋" w:hAnsi="仿宋" w:eastAsia="仿宋"/>
                 <w:sz w:val="24"/>
                 <w:szCs w:val="24"/>
               </w:rPr>
@@ -892,26 +822,58 @@
               </w:rPr>
               <w:t>（4）由于本文方法具有较强工程价值，可以考虑极限仿真测试（放在6.2节阐述即可）——比如坏块、弱块的更多可能情况，是否可以通过好的SSD仿真植入特定坏块或弱块的设置，这样能全面考察算法的误报及漏报情况。</w:t>
             </w:r>
+          </w:p>
+          <w:p>
+            <w:pPr>
+              <w:pStyle w:val="8"/>
+              <w:ind w:firstLine="0" w:firstLineChars="0"/>
+              <w:jc w:val="both"/>
+              <w:rPr>
+                <w:rFonts w:hint="eastAsia" w:ascii="仿宋" w:hAnsi="仿宋" w:eastAsia="仿宋"/>
+                <w:sz w:val="24"/>
+                <w:szCs w:val="24"/>
+              </w:rPr>
+            </w:pPr>
+          </w:p>
+          <w:p>
+            <w:pPr>
+              <w:pStyle w:val="8"/>
+              <w:ind w:firstLine="0" w:firstLineChars="0"/>
+              <w:jc w:val="both"/>
+              <w:rPr>
+                <w:rFonts w:hint="eastAsia" w:ascii="仿宋" w:hAnsi="仿宋" w:eastAsia="仿宋"/>
+                <w:sz w:val="24"/>
+                <w:szCs w:val="24"/>
+              </w:rPr>
+            </w:pPr>
+          </w:p>
+          <w:p>
+            <w:pPr>
+              <w:pStyle w:val="8"/>
+              <w:ind w:firstLine="0" w:firstLineChars="0"/>
+              <w:jc w:val="both"/>
+              <w:rPr>
+                <w:rFonts w:hint="eastAsia" w:ascii="仿宋" w:hAnsi="仿宋" w:eastAsia="仿宋"/>
+                <w:sz w:val="24"/>
+                <w:szCs w:val="24"/>
+              </w:rPr>
+            </w:pPr>
+          </w:p>
+          <w:p>
+            <w:pPr>
+              <w:pStyle w:val="8"/>
+              <w:ind w:firstLine="0" w:firstLineChars="0"/>
+              <w:jc w:val="both"/>
+              <w:rPr>
+                <w:rFonts w:hint="eastAsia" w:ascii="仿宋" w:hAnsi="仿宋" w:eastAsia="仿宋"/>
+                <w:sz w:val="24"/>
+                <w:szCs w:val="24"/>
+              </w:rPr>
+            </w:pPr>
           </w:p>
         </w:tc>
       </w:tr>
       <w:tr>
-        <w:tblPrEx>
-          <w:tblBorders>
-            <w:top w:val="single" w:color="auto" w:sz="4" w:space="0"/>
-            <w:left w:val="single" w:color="auto" w:sz="4" w:space="0"/>
-            <w:bottom w:val="single" w:color="auto" w:sz="4" w:space="0"/>
-            <w:right w:val="single" w:color="auto" w:sz="4" w:space="0"/>
-            <w:insideH w:val="single" w:color="auto" w:sz="4" w:space="0"/>
-            <w:insideV w:val="single" w:color="auto" w:sz="4" w:space="0"/>
-          </w:tblBorders>
-          <w:tblCellMar>
-            <w:top w:w="0" w:type="dxa"/>
-            <w:left w:w="108" w:type="dxa"/>
-            <w:bottom w:w="0" w:type="dxa"/>
-            <w:right w:w="108" w:type="dxa"/>
-          </w:tblCellMar>
-        </w:tblPrEx>
         <w:tc>
           <w:tcPr>
             <w:tcW w:w="599" w:type="dxa"/>
@@ -1255,7 +1217,7 @@
               <w:ind w:firstLine="0" w:firstLineChars="0"/>
               <w:jc w:val="both"/>
               <w:rPr>
-                <w:rFonts w:ascii="仿宋" w:hAnsi="仿宋" w:eastAsia="仿宋"/>
+                <w:rFonts w:hint="eastAsia" w:ascii="仿宋" w:hAnsi="仿宋" w:eastAsia="仿宋"/>
                 <w:sz w:val="24"/>
                 <w:szCs w:val="24"/>
               </w:rPr>
@@ -1268,26 +1230,58 @@
               </w:rPr>
               <w:t>（4）已按专家意见放在第 6.2 节阐述。展望第五点补充：后续可在健康 SSD 上仿真植入特定坏块或弱块，系统考察相关算法在更多情形下的误报与漏报表现。</w:t>
             </w:r>
+          </w:p>
+          <w:p>
+            <w:pPr>
+              <w:pStyle w:val="8"/>
+              <w:ind w:firstLine="0" w:firstLineChars="0"/>
+              <w:jc w:val="both"/>
+              <w:rPr>
+                <w:rFonts w:hint="eastAsia" w:ascii="仿宋" w:hAnsi="仿宋" w:eastAsia="仿宋"/>
+                <w:sz w:val="24"/>
+                <w:szCs w:val="24"/>
+              </w:rPr>
+            </w:pPr>
+          </w:p>
+          <w:p>
+            <w:pPr>
+              <w:pStyle w:val="8"/>
+              <w:ind w:firstLine="0" w:firstLineChars="0"/>
+              <w:jc w:val="both"/>
+              <w:rPr>
+                <w:rFonts w:hint="eastAsia" w:ascii="仿宋" w:hAnsi="仿宋" w:eastAsia="仿宋"/>
+                <w:sz w:val="24"/>
+                <w:szCs w:val="24"/>
+              </w:rPr>
+            </w:pPr>
+          </w:p>
+          <w:p>
+            <w:pPr>
+              <w:pStyle w:val="8"/>
+              <w:ind w:firstLine="0" w:firstLineChars="0"/>
+              <w:jc w:val="both"/>
+              <w:rPr>
+                <w:rFonts w:hint="eastAsia" w:ascii="仿宋" w:hAnsi="仿宋" w:eastAsia="仿宋"/>
+                <w:sz w:val="24"/>
+                <w:szCs w:val="24"/>
+              </w:rPr>
+            </w:pPr>
+          </w:p>
+          <w:p>
+            <w:pPr>
+              <w:pStyle w:val="8"/>
+              <w:ind w:firstLine="0" w:firstLineChars="0"/>
+              <w:jc w:val="both"/>
+              <w:rPr>
+                <w:rFonts w:hint="eastAsia" w:ascii="仿宋" w:hAnsi="仿宋" w:eastAsia="仿宋"/>
+                <w:sz w:val="24"/>
+                <w:szCs w:val="24"/>
+              </w:rPr>
+            </w:pPr>
           </w:p>
         </w:tc>
       </w:tr>
       <w:tr>
-        <w:tblPrEx>
-          <w:tblBorders>
-            <w:top w:val="single" w:color="auto" w:sz="4" w:space="0"/>
-            <w:left w:val="single" w:color="auto" w:sz="4" w:space="0"/>
-            <w:bottom w:val="single" w:color="auto" w:sz="4" w:space="0"/>
-            <w:right w:val="single" w:color="auto" w:sz="4" w:space="0"/>
-            <w:insideH w:val="single" w:color="auto" w:sz="4" w:space="0"/>
-            <w:insideV w:val="single" w:color="auto" w:sz="4" w:space="0"/>
-          </w:tblBorders>
-          <w:tblCellMar>
-            <w:top w:w="0" w:type="dxa"/>
-            <w:left w:w="108" w:type="dxa"/>
-            <w:bottom w:w="0" w:type="dxa"/>
-            <w:right w:w="108" w:type="dxa"/>
-          </w:tblCellMar>
-        </w:tblPrEx>
         <w:tc>
           <w:tcPr>
             <w:tcW w:w="599" w:type="dxa"/>
@@ -1378,22 +1372,6 @@
         </w:tc>
       </w:tr>
       <w:tr>
-        <w:tblPrEx>
-          <w:tblBorders>
-            <w:top w:val="single" w:color="auto" w:sz="4" w:space="0"/>
-            <w:left w:val="single" w:color="auto" w:sz="4" w:space="0"/>
-            <w:bottom w:val="single" w:color="auto" w:sz="4" w:space="0"/>
-            <w:right w:val="single" w:color="auto" w:sz="4" w:space="0"/>
-            <w:insideH w:val="single" w:color="auto" w:sz="4" w:space="0"/>
-            <w:insideV w:val="single" w:color="auto" w:sz="4" w:space="0"/>
-          </w:tblBorders>
-          <w:tblCellMar>
-            <w:top w:w="0" w:type="dxa"/>
-            <w:left w:w="108" w:type="dxa"/>
-            <w:bottom w:w="0" w:type="dxa"/>
-            <w:right w:w="108" w:type="dxa"/>
-          </w:tblCellMar>
-        </w:tblPrEx>
         <w:tc>
           <w:tcPr>
             <w:tcW w:w="0" w:type="auto"/>
@@ -1475,22 +1453,6 @@
         </w:tc>
       </w:tr>
       <w:tr>
-        <w:tblPrEx>
-          <w:tblBorders>
-            <w:top w:val="single" w:color="auto" w:sz="4" w:space="0"/>
-            <w:left w:val="single" w:color="auto" w:sz="4" w:space="0"/>
-            <w:bottom w:val="single" w:color="auto" w:sz="4" w:space="0"/>
-            <w:right w:val="single" w:color="auto" w:sz="4" w:space="0"/>
-            <w:insideH w:val="single" w:color="auto" w:sz="4" w:space="0"/>
-            <w:insideV w:val="single" w:color="auto" w:sz="4" w:space="0"/>
-          </w:tblBorders>
-          <w:tblCellMar>
-            <w:top w:w="0" w:type="dxa"/>
-            <w:left w:w="108" w:type="dxa"/>
-            <w:bottom w:w="0" w:type="dxa"/>
-            <w:right w:w="108" w:type="dxa"/>
-          </w:tblCellMar>
-        </w:tblPrEx>
         <w:tc>
           <w:tcPr>
             <w:tcW w:w="0" w:type="auto"/>
@@ -1656,8 +1618,6 @@
           <w:lang w:eastAsia="zh-CN"/>
         </w:rPr>
       </w:pPr>
-      <w:bookmarkStart w:id="0" w:name="_GoBack"/>
-      <w:bookmarkEnd w:id="0"/>
     </w:p>
     <w:sectPr>
       <w:pgSz w:w="11906" w:h="16838"/>
